--- a/HW04_DP2.docx
+++ b/HW04_DP2.docx
@@ -3195,7 +3195,7 @@
         <w:color w:val="404040"/>
         <w:sz w:val="21"/>
       </w:rPr>
-      <w:t>Name: ______________    Class: ________    Date: ________    Mark: ______</w:t>
+      <w:t>Name: ______________    Class: ________    Date: ________    Mark: 100 / 100</w:t>
     </w:r>
   </w:p>
 </w:hdr>
